--- a/submission-report.docx
+++ b/submission-report.docx
@@ -19,7 +19,7 @@
         </w:numPr>
       </w:pPr>
       <w:r>
-        <w:t xml:space="preserve">Submission generated at 09/14/2026 at 18:35:05</w:t>
+        <w:t xml:space="preserve">Submission generated at 09/17/2026 at 05:40:12</w:t>
       </w:r>
     </w:p>
     <w:p>
@@ -38719,7 +38719,7 @@
         <w:pStyle w:val="FirstParagraph"/>
       </w:pPr>
       <w:r>
-        <w:t xml:space="preserve">Report generated on 09/14/2026 at 18:35:07</w:t>
+        <w:t xml:space="preserve">Report generated on 09/17/2026 at 05:40:13</w:t>
       </w:r>
     </w:p>
     <w:p>
@@ -38744,7 +38744,7 @@
         <w:pStyle w:val="FirstParagraph"/>
       </w:pPr>
       <w:r>
-        <w:t xml:space="preserve">SHA-256 Hash of the report: 62ab398e26bb28202aef28b31568e6bf896034d26c1f519c51695570277fa1e8</w:t>
+        <w:t xml:space="preserve">SHA-256 Hash of the report: cc4e07579ad917c2320c0248f0e8b51c928cbfe5d776c027e6bbb77cda7d22ef</w:t>
       </w:r>
     </w:p>
     <w:p>

--- a/submission-report.docx
+++ b/submission-report.docx
@@ -19,7 +19,7 @@
         </w:numPr>
       </w:pPr>
       <w:r>
-        <w:t xml:space="preserve">Submission generated at 09/17/2026 at 05:40:12</w:t>
+        <w:t xml:space="preserve">Submission generated at 09/18/2026 at 05:47:43</w:t>
       </w:r>
     </w:p>
     <w:p>
@@ -3217,7 +3217,7 @@
         <w:rPr>
           <w:rStyle w:val="ExtensionTok"/>
         </w:rPr>
-        <w:t xml:space="preserve">tests/lab-test.c:99:test_reply_helpers:PASS</w:t>
+        <w:t xml:space="preserve">tests/lab-test.c:102:test_reply_helpers:PASS</w:t>
       </w:r>
       <w:r>
         <w:br/>
@@ -3226,7 +3226,7 @@
         <w:rPr>
           <w:rStyle w:val="ExtensionTok"/>
         </w:rPr>
-        <w:t xml:space="preserve">tests/lab-test.c:99:test_commands_and_payload:PASS</w:t>
+        <w:t xml:space="preserve">tests/lab-test.c:102:test_commands_and_payload:PASS</w:t>
       </w:r>
       <w:r>
         <w:br/>
@@ -3235,7 +3235,7 @@
         <w:rPr>
           <w:rStyle w:val="ExtensionTok"/>
         </w:rPr>
-        <w:t xml:space="preserve">tests/lab-test.c:100:test_helper_edge_cases:PASS</w:t>
+        <w:t xml:space="preserve">tests/lab-test.c:103:test_helper_edge_cases:PASS</w:t>
       </w:r>
       <w:r>
         <w:br/>
@@ -3244,7 +3244,7 @@
         <w:rPr>
           <w:rStyle w:val="ExtensionTok"/>
         </w:rPr>
-        <w:t xml:space="preserve">tests/lab-test.c:100:test_fragmented_multiline_reply:PASS</w:t>
+        <w:t xml:space="preserve">tests/lab-test.c:103:test_fragmented_multiline_reply:PASS</w:t>
       </w:r>
       <w:r>
         <w:br/>
@@ -3253,7 +3253,7 @@
         <w:rPr>
           <w:rStyle w:val="ExtensionTok"/>
         </w:rPr>
-        <w:t xml:space="preserve">tests/lab-test.c:100:test_complete_session:PASS</w:t>
+        <w:t xml:space="preserve">tests/lab-test.c:103:test_complete_session:PASS</w:t>
       </w:r>
       <w:r>
         <w:br/>
@@ -3262,7 +3262,7 @@
         <w:rPr>
           <w:rStyle w:val="ExtensionTok"/>
         </w:rPr>
-        <w:t xml:space="preserve">tests/lab-test.c:101:test_session_error_reports_reply:PASS</w:t>
+        <w:t xml:space="preserve">tests/lab-test.c:104:test_session_error_reports_reply:PASS</w:t>
       </w:r>
       <w:r>
         <w:br/>
@@ -3271,7 +3271,7 @@
         <w:rPr>
           <w:rStyle w:val="ExtensionTok"/>
         </w:rPr>
-        <w:t xml:space="preserve">tests/lab-test.c:101:test_transport_error_paths:PASS</w:t>
+        <w:t xml:space="preserve">tests/lab-test.c:104:test_transport_error_paths:PASS</w:t>
       </w:r>
       <w:r>
         <w:br/>
@@ -3280,7 +3280,7 @@
         <w:rPr>
           <w:rStyle w:val="ExtensionTok"/>
         </w:rPr>
-        <w:t xml:space="preserve">tests/lab-test.c:101:test_bad_replies:PASS</w:t>
+        <w:t xml:space="preserve">tests/lab-test.c:104:test_bad_replies:PASS</w:t>
       </w:r>
       <w:r>
         <w:br/>
@@ -3289,7 +3289,7 @@
         <w:rPr>
           <w:rStyle w:val="ExtensionTok"/>
         </w:rPr>
-        <w:t xml:space="preserve">tests/lab-test.c:102:test_all_session_failures:PASS</w:t>
+        <w:t xml:space="preserve">tests/lab-test.c:105:test_all_session_failures:PASS</w:t>
       </w:r>
       <w:r>
         <w:br/>
@@ -3298,7 +3298,7 @@
         <w:rPr>
           <w:rStyle w:val="ExtensionTok"/>
         </w:rPr>
-        <w:t xml:space="preserve">tests/lab-test.c:102:test_socket_callbacks:PASS</w:t>
+        <w:t xml:space="preserve">tests/lab-test.c:105:test_socket_callbacks:PASS</w:t>
       </w:r>
       <w:r>
         <w:br/>
@@ -3352,7 +3352,7 @@
         <w:rPr>
           <w:rStyle w:val="ExtensionTok"/>
         </w:rPr>
-        <w:t xml:space="preserve">tests/lab-test.c:99:test_reply_helpers:PASS</w:t>
+        <w:t xml:space="preserve">tests/lab-test.c:102:test_reply_helpers:PASS</w:t>
       </w:r>
       <w:r>
         <w:br/>
@@ -3361,7 +3361,7 @@
         <w:rPr>
           <w:rStyle w:val="ExtensionTok"/>
         </w:rPr>
-        <w:t xml:space="preserve">tests/lab-test.c:99:test_commands_and_payload:PASS</w:t>
+        <w:t xml:space="preserve">tests/lab-test.c:102:test_commands_and_payload:PASS</w:t>
       </w:r>
       <w:r>
         <w:br/>
@@ -3370,7 +3370,7 @@
         <w:rPr>
           <w:rStyle w:val="ExtensionTok"/>
         </w:rPr>
-        <w:t xml:space="preserve">tests/lab-test.c:100:test_helper_edge_cases:PASS</w:t>
+        <w:t xml:space="preserve">tests/lab-test.c:103:test_helper_edge_cases:PASS</w:t>
       </w:r>
       <w:r>
         <w:br/>
@@ -3379,7 +3379,7 @@
         <w:rPr>
           <w:rStyle w:val="ExtensionTok"/>
         </w:rPr>
-        <w:t xml:space="preserve">tests/lab-test.c:100:test_fragmented_multiline_reply:PASS</w:t>
+        <w:t xml:space="preserve">tests/lab-test.c:103:test_fragmented_multiline_reply:PASS</w:t>
       </w:r>
       <w:r>
         <w:br/>
@@ -3388,7 +3388,7 @@
         <w:rPr>
           <w:rStyle w:val="ExtensionTok"/>
         </w:rPr>
-        <w:t xml:space="preserve">tests/lab-test.c:100:test_complete_session:PASS</w:t>
+        <w:t xml:space="preserve">tests/lab-test.c:103:test_complete_session:PASS</w:t>
       </w:r>
       <w:r>
         <w:br/>
@@ -3397,7 +3397,7 @@
         <w:rPr>
           <w:rStyle w:val="ExtensionTok"/>
         </w:rPr>
-        <w:t xml:space="preserve">tests/lab-test.c:101:test_session_error_reports_reply:PASS</w:t>
+        <w:t xml:space="preserve">tests/lab-test.c:104:test_session_error_reports_reply:PASS</w:t>
       </w:r>
       <w:r>
         <w:br/>
@@ -3406,7 +3406,7 @@
         <w:rPr>
           <w:rStyle w:val="ExtensionTok"/>
         </w:rPr>
-        <w:t xml:space="preserve">tests/lab-test.c:101:test_transport_error_paths:PASS</w:t>
+        <w:t xml:space="preserve">tests/lab-test.c:104:test_transport_error_paths:PASS</w:t>
       </w:r>
       <w:r>
         <w:br/>
@@ -3415,7 +3415,7 @@
         <w:rPr>
           <w:rStyle w:val="ExtensionTok"/>
         </w:rPr>
-        <w:t xml:space="preserve">tests/lab-test.c:101:test_bad_replies:PASS</w:t>
+        <w:t xml:space="preserve">tests/lab-test.c:104:test_bad_replies:PASS</w:t>
       </w:r>
       <w:r>
         <w:br/>
@@ -3424,7 +3424,7 @@
         <w:rPr>
           <w:rStyle w:val="ExtensionTok"/>
         </w:rPr>
-        <w:t xml:space="preserve">tests/lab-test.c:102:test_all_session_failures:PASS</w:t>
+        <w:t xml:space="preserve">tests/lab-test.c:105:test_all_session_failures:PASS</w:t>
       </w:r>
       <w:r>
         <w:br/>
@@ -3433,7 +3433,7 @@
         <w:rPr>
           <w:rStyle w:val="ExtensionTok"/>
         </w:rPr>
-        <w:t xml:space="preserve">tests/lab-test.c:102:test_socket_callbacks:PASS</w:t>
+        <w:t xml:space="preserve">tests/lab-test.c:105:test_socket_callbacks:PASS</w:t>
       </w:r>
       <w:r>
         <w:br/>
@@ -4084,7 +4084,7 @@
         <w:rPr>
           <w:rStyle w:val="ExtensionTok"/>
         </w:rPr>
-        <w:t xml:space="preserve">tests/lab-test.c:99:test_reply_helpers:PASS</w:t>
+        <w:t xml:space="preserve">tests/lab-test.c:102:test_reply_helpers:PASS</w:t>
       </w:r>
       <w:r>
         <w:br/>
@@ -4093,7 +4093,7 @@
         <w:rPr>
           <w:rStyle w:val="ExtensionTok"/>
         </w:rPr>
-        <w:t xml:space="preserve">tests/lab-test.c:99:test_commands_and_payload:PASS</w:t>
+        <w:t xml:space="preserve">tests/lab-test.c:102:test_commands_and_payload:PASS</w:t>
       </w:r>
       <w:r>
         <w:br/>
@@ -4102,7 +4102,7 @@
         <w:rPr>
           <w:rStyle w:val="ExtensionTok"/>
         </w:rPr>
-        <w:t xml:space="preserve">tests/lab-test.c:100:test_helper_edge_cases:PASS</w:t>
+        <w:t xml:space="preserve">tests/lab-test.c:103:test_helper_edge_cases:PASS</w:t>
       </w:r>
       <w:r>
         <w:br/>
@@ -4111,7 +4111,7 @@
         <w:rPr>
           <w:rStyle w:val="ExtensionTok"/>
         </w:rPr>
-        <w:t xml:space="preserve">tests/lab-test.c:100:test_fragmented_multiline_reply:PASS</w:t>
+        <w:t xml:space="preserve">tests/lab-test.c:103:test_fragmented_multiline_reply:PASS</w:t>
       </w:r>
       <w:r>
         <w:br/>
@@ -4120,7 +4120,7 @@
         <w:rPr>
           <w:rStyle w:val="ExtensionTok"/>
         </w:rPr>
-        <w:t xml:space="preserve">tests/lab-test.c:100:test_complete_session:PASS</w:t>
+        <w:t xml:space="preserve">tests/lab-test.c:103:test_complete_session:PASS</w:t>
       </w:r>
       <w:r>
         <w:br/>
@@ -4129,7 +4129,7 @@
         <w:rPr>
           <w:rStyle w:val="ExtensionTok"/>
         </w:rPr>
-        <w:t xml:space="preserve">tests/lab-test.c:101:test_session_error_reports_reply:PASS</w:t>
+        <w:t xml:space="preserve">tests/lab-test.c:104:test_session_error_reports_reply:PASS</w:t>
       </w:r>
       <w:r>
         <w:br/>
@@ -4138,7 +4138,7 @@
         <w:rPr>
           <w:rStyle w:val="ExtensionTok"/>
         </w:rPr>
-        <w:t xml:space="preserve">tests/lab-test.c:101:test_transport_error_paths:PASS</w:t>
+        <w:t xml:space="preserve">tests/lab-test.c:104:test_transport_error_paths:PASS</w:t>
       </w:r>
       <w:r>
         <w:br/>
@@ -4147,7 +4147,7 @@
         <w:rPr>
           <w:rStyle w:val="ExtensionTok"/>
         </w:rPr>
-        <w:t xml:space="preserve">tests/lab-test.c:101:test_bad_replies:PASS</w:t>
+        <w:t xml:space="preserve">tests/lab-test.c:104:test_bad_replies:PASS</w:t>
       </w:r>
       <w:r>
         <w:br/>
@@ -4156,7 +4156,7 @@
         <w:rPr>
           <w:rStyle w:val="ExtensionTok"/>
         </w:rPr>
-        <w:t xml:space="preserve">tests/lab-test.c:102:test_all_session_failures:PASS</w:t>
+        <w:t xml:space="preserve">tests/lab-test.c:105:test_all_session_failures:PASS</w:t>
       </w:r>
       <w:r>
         <w:br/>
@@ -4165,7 +4165,7 @@
         <w:rPr>
           <w:rStyle w:val="ExtensionTok"/>
         </w:rPr>
-        <w:t xml:space="preserve">tests/lab-test.c:102:test_socket_callbacks:PASS</w:t>
+        <w:t xml:space="preserve">tests/lab-test.c:105:test_socket_callbacks:PASS</w:t>
       </w:r>
       <w:r>
         <w:br/>
@@ -5865,6 +5865,21 @@
       </w:r>
       <w:r>
         <w:rPr>
+          <w:rStyle w:val="CommentTok"/>
+        </w:rPr>
+        <w:t xml:space="preserve">/* RFC 5321 replies begin with three digits followed by a separator or EOL. */</w:t>
+      </w:r>
+      <w:r>
+        <w:br/>
+      </w:r>
+      <w:r>
+        <w:rPr>
+          <w:rStyle w:val="NormalTok"/>
+        </w:rPr>
+        <w:t xml:space="preserve">  </w:t>
+      </w:r>
+      <w:r>
+        <w:rPr>
           <w:rStyle w:val="ControlFlowTok"/>
         </w:rPr>
         <w:t xml:space="preserve">if</w:t>
@@ -7350,6 +7365,21 @@
       </w:r>
       <w:r>
         <w:rPr>
+          <w:rStyle w:val="CommentTok"/>
+        </w:rPr>
+        <w:t xml:space="preserve">/* Count leading periods first and normalize every input newline to CRLF. */</w:t>
+      </w:r>
+      <w:r>
+        <w:br/>
+      </w:r>
+      <w:r>
+        <w:rPr>
+          <w:rStyle w:val="NormalTok"/>
+        </w:rPr>
+        <w:t xml:space="preserve">  </w:t>
+      </w:r>
+      <w:r>
+        <w:rPr>
           <w:rStyle w:val="DataTypeTok"/>
         </w:rPr>
         <w:t xml:space="preserve">size_t</w:t>
@@ -9498,6 +9528,21 @@
       </w:r>
       <w:r>
         <w:rPr>
+          <w:rStyle w:val="CommentTok"/>
+        </w:rPr>
+        <w:t xml:space="preserve">/* The terminator must start on a fresh line, but avoid adding a blank line. */</w:t>
+      </w:r>
+      <w:r>
+        <w:br/>
+      </w:r>
+      <w:r>
+        <w:rPr>
+          <w:rStyle w:val="NormalTok"/>
+        </w:rPr>
+        <w:t xml:space="preserve">  </w:t>
+      </w:r>
+      <w:r>
+        <w:rPr>
           <w:rStyle w:val="DataTypeTok"/>
         </w:rPr>
         <w:t xml:space="preserve">size_t</w:t>
@@ -11034,6 +11079,21 @@
       </w:r>
       <w:r>
         <w:rPr>
+          <w:rStyle w:val="CommentTok"/>
+        </w:rPr>
+        <w:t xml:space="preserve">/* A read may contain part of a line or several lines, so search buffered data first. */</w:t>
+      </w:r>
+      <w:r>
+        <w:br/>
+      </w:r>
+      <w:r>
+        <w:rPr>
+          <w:rStyle w:val="NormalTok"/>
+        </w:rPr>
+        <w:t xml:space="preserve">    </w:t>
+      </w:r>
+      <w:r>
+        <w:rPr>
           <w:rStyle w:val="ControlFlowTok"/>
         </w:rPr>
         <w:t xml:space="preserve">for</w:t>
@@ -11760,6 +11820,21 @@
       </w:r>
       <w:r>
         <w:rPr>
+          <w:rStyle w:val="CommentTok"/>
+        </w:rPr>
+        <w:t xml:space="preserve">/* Compact any partial line before requesting more bytes from the transport. */</w:t>
+      </w:r>
+      <w:r>
+        <w:br/>
+      </w:r>
+      <w:r>
+        <w:rPr>
+          <w:rStyle w:val="NormalTok"/>
+        </w:rPr>
+        <w:t xml:space="preserve">    </w:t>
+      </w:r>
+      <w:r>
+        <w:rPr>
           <w:rStyle w:val="ControlFlowTok"/>
         </w:rPr>
         <w:t xml:space="preserve">if</w:t>
@@ -12846,6 +12921,21 @@
       </w:r>
       <w:r>
         <w:rPr>
+          <w:rStyle w:val="CommentTok"/>
+        </w:rPr>
+        <w:t xml:space="preserve">/* A hyphen after the status code means more reply lines follow. */</w:t>
+      </w:r>
+      <w:r>
+        <w:br/>
+      </w:r>
+      <w:r>
+        <w:rPr>
+          <w:rStyle w:val="NormalTok"/>
+        </w:rPr>
+        <w:t xml:space="preserve">  </w:t>
+      </w:r>
+      <w:r>
+        <w:rPr>
           <w:rStyle w:val="ControlFlowTok"/>
         </w:rPr>
         <w:t xml:space="preserve">for</w:t>
@@ -14163,6 +14253,21 @@
       </w:r>
       <w:r>
         <w:rPr>
+          <w:rStyle w:val="CommentTok"/>
+        </w:rPr>
+        <w:t xml:space="preserve">/* Stream writes may be short, even when no error occurred. */</w:t>
+      </w:r>
+      <w:r>
+        <w:br/>
+      </w:r>
+      <w:r>
+        <w:rPr>
+          <w:rStyle w:val="NormalTok"/>
+        </w:rPr>
+        <w:t xml:space="preserve">  </w:t>
+      </w:r>
+      <w:r>
+        <w:rPr>
           <w:rStyle w:val="ControlFlowTok"/>
         </w:rPr>
         <w:t xml:space="preserve">while</w:t>
@@ -16059,6 +16164,21 @@
       </w:r>
       <w:r>
         <w:rPr>
+          <w:rStyle w:val="CommentTok"/>
+        </w:rPr>
+        <w:t xml:space="preserve">/* The server greeting is unsolicited, so read it before sending HELO. */</w:t>
+      </w:r>
+      <w:r>
+        <w:br/>
+      </w:r>
+      <w:r>
+        <w:rPr>
+          <w:rStyle w:val="NormalTok"/>
+        </w:rPr>
+        <w:t xml:space="preserve">  </w:t>
+      </w:r>
+      <w:r>
+        <w:rPr>
           <w:rStyle w:val="ControlFlowTok"/>
         </w:rPr>
         <w:t xml:space="preserve">if</w:t>
@@ -16839,6 +16959,21 @@
       </w:r>
       <w:r>
         <w:rPr>
+          <w:rStyle w:val="CommentTok"/>
+        </w:rPr>
+        <w:t xml:space="preserve">/* SMTP is sequential: do not send the next command until this reply is valid. */</w:t>
+      </w:r>
+      <w:r>
+        <w:br/>
+      </w:r>
+      <w:r>
+        <w:rPr>
+          <w:rStyle w:val="NormalTok"/>
+        </w:rPr>
+        <w:t xml:space="preserve">  </w:t>
+      </w:r>
+      <w:r>
+        <w:rPr>
           <w:rStyle w:val="DataTypeTok"/>
         </w:rPr>
         <w:t xml:space="preserve">const</w:t>
@@ -17961,6 +18096,21 @@
       </w:r>
       <w:r>
         <w:rPr>
+          <w:rStyle w:val="CommentTok"/>
+        </w:rPr>
+        <w:t xml:space="preserve">/* DATA payload includes its own final &lt;CRLF&gt;.&lt;CRLF&gt; terminator. */</w:t>
+      </w:r>
+      <w:r>
+        <w:br/>
+      </w:r>
+      <w:r>
+        <w:rPr>
+          <w:rStyle w:val="NormalTok"/>
+        </w:rPr>
+        <w:t xml:space="preserve">  </w:t>
+      </w:r>
+      <w:r>
+        <w:rPr>
           <w:rStyle w:val="DataTypeTok"/>
         </w:rPr>
         <w:t xml:space="preserve">int</w:t>
@@ -19323,6 +19473,21 @@
           <w:rStyle w:val="OperatorTok"/>
         </w:rPr>
         <w:t xml:space="preserve">;</w:t>
+      </w:r>
+      <w:r>
+        <w:br/>
+      </w:r>
+      <w:r>
+        <w:rPr>
+          <w:rStyle w:val="NormalTok"/>
+        </w:rPr>
+        <w:t xml:space="preserve">  </w:t>
+      </w:r>
+      <w:r>
+        <w:rPr>
+          <w:rStyle w:val="CommentTok"/>
+        </w:rPr>
+        <w:t xml:space="preserve">/* Try each resolved IPv4/IPv6 address until one accepts the connection. */</w:t>
       </w:r>
       <w:r>
         <w:br/>
@@ -20996,6 +21161,18 @@
         <w:br/>
       </w:r>
       <w:r>
+        <w:br/>
+      </w:r>
+      <w:r>
+        <w:rPr>
+          <w:rStyle w:val="CommentTok"/>
+        </w:rPr>
+        <w:t xml:space="preserve">/* Abstract byte-stream transport used by both sockets and scripted tests. */</w:t>
+      </w:r>
+      <w:r>
+        <w:br/>
+      </w:r>
+      <w:r>
         <w:rPr>
           <w:rStyle w:val="KeywordTok"/>
         </w:rPr>
@@ -21113,6 +21290,18 @@
         <w:br/>
       </w:r>
       <w:r>
+        <w:br/>
+      </w:r>
+      <w:r>
+        <w:rPr>
+          <w:rStyle w:val="CommentTok"/>
+        </w:rPr>
+        <w:t xml:space="preserve">/* Buffered reader state. Unconsumed bytes live in buffer[start, end). */</w:t>
+      </w:r>
+      <w:r>
+        <w:br/>
+      </w:r>
+      <w:r>
         <w:rPr>
           <w:rStyle w:val="KeywordTok"/>
         </w:rPr>
@@ -21254,6 +21443,18 @@
         <w:br/>
       </w:r>
       <w:r>
+        <w:br/>
+      </w:r>
+      <w:r>
+        <w:rPr>
+          <w:rStyle w:val="CommentTok"/>
+        </w:rPr>
+        <w:t xml:space="preserve">/* Pure SMTP parsing and message-construction helpers. */</w:t>
+      </w:r>
+      <w:r>
+        <w:br/>
+      </w:r>
+      <w:r>
         <w:rPr>
           <w:rStyle w:val="DataTypeTok"/>
         </w:rPr>
@@ -21860,6 +22061,18 @@
         <w:br/>
       </w:r>
       <w:r>
+        <w:br/>
+      </w:r>
+      <w:r>
+        <w:rPr>
+          <w:rStyle w:val="CommentTok"/>
+        </w:rPr>
+        <w:t xml:space="preserve">/* Transport-independent buffered I/O and SMTP session operations. */</w:t>
+      </w:r>
+      <w:r>
+        <w:br/>
+      </w:r>
+      <w:r>
         <w:rPr>
           <w:rStyle w:val="DataTypeTok"/>
         </w:rPr>
@@ -22692,6 +22905,18 @@
           <w:rStyle w:val="OperatorTok"/>
         </w:rPr>
         <w:t xml:space="preserve">);</w:t>
+      </w:r>
+      <w:r>
+        <w:br/>
+      </w:r>
+      <w:r>
+        <w:br/>
+      </w:r>
+      <w:r>
+        <w:rPr>
+          <w:rStyle w:val="CommentTok"/>
+        </w:rPr>
+        <w:t xml:space="preserve">/* Real TCP transport used by the command-line client. */</w:t>
       </w:r>
       <w:r>
         <w:br/>
@@ -23628,6 +23853,21 @@
       </w:r>
       <w:r>
         <w:rPr>
+          <w:rStyle w:val="CommentTok"/>
+        </w:rPr>
+        <w:t xml:space="preserve">/* Grow the input buffer as needed because stdin has no fixed message limit. */</w:t>
+      </w:r>
+      <w:r>
+        <w:br/>
+      </w:r>
+      <w:r>
+        <w:rPr>
+          <w:rStyle w:val="NormalTok"/>
+        </w:rPr>
+        <w:t xml:space="preserve"> </w:t>
+      </w:r>
+      <w:r>
+        <w:rPr>
           <w:rStyle w:val="DataTypeTok"/>
         </w:rPr>
         <w:t xml:space="preserve">size_t</w:t>
@@ -24546,6 +24786,21 @@
       </w:r>
       <w:r>
         <w:rPr>
+          <w:rStyle w:val="CommentTok"/>
+        </w:rPr>
+        <w:t xml:space="preserve">/* No arguments is a successful usage-display path required by make leak. */</w:t>
+      </w:r>
+      <w:r>
+        <w:br/>
+      </w:r>
+      <w:r>
+        <w:rPr>
+          <w:rStyle w:val="NormalTok"/>
+        </w:rPr>
+        <w:t xml:space="preserve"> </w:t>
+      </w:r>
+      <w:r>
+        <w:rPr>
           <w:rStyle w:val="ControlFlowTok"/>
         </w:rPr>
         <w:t xml:space="preserve">if</w:t>
@@ -25668,6 +25923,21 @@
           <w:rStyle w:val="OperatorTok"/>
         </w:rPr>
         <w:t xml:space="preserve">}</w:t>
+      </w:r>
+      <w:r>
+        <w:br/>
+      </w:r>
+      <w:r>
+        <w:rPr>
+          <w:rStyle w:val="NormalTok"/>
+        </w:rPr>
+        <w:t xml:space="preserve"> </w:t>
+      </w:r>
+      <w:r>
+        <w:rPr>
+          <w:rStyle w:val="CommentTok"/>
+        </w:rPr>
+        <w:t xml:space="preserve">/* A -b value is borrowed from argv; stdin input is owned and freed below. */</w:t>
       </w:r>
       <w:r>
         <w:br/>
@@ -27084,6 +27354,18 @@
         <w:br/>
       </w:r>
       <w:r>
+        <w:br/>
+      </w:r>
+      <w:r>
+        <w:rPr>
+          <w:rStyle w:val="CommentTok"/>
+        </w:rPr>
+        <w:t xml:space="preserve">/* Scripted transport supplies server replies and records every client write. */</w:t>
+      </w:r>
+      <w:r>
+        <w:br/>
+      </w:r>
+      <w:r>
         <w:rPr>
           <w:rStyle w:val="DataTypeTok"/>
         </w:rPr>
@@ -27856,6 +28138,21 @@
           <w:rStyle w:val="OperatorTok"/>
         </w:rPr>
         <w:t xml:space="preserve">){</w:t>
+      </w:r>
+      <w:r>
+        <w:br/>
+      </w:r>
+      <w:r>
+        <w:rPr>
+          <w:rStyle w:val="NormalTok"/>
+        </w:rPr>
+        <w:t xml:space="preserve"> </w:t>
+      </w:r>
+      <w:r>
+        <w:rPr>
+          <w:rStyle w:val="CommentTok"/>
+        </w:rPr>
+        <w:t xml:space="preserve">/* Deliberately return short writes to exercise smtp_write_all. */</w:t>
       </w:r>
       <w:r>
         <w:br/>
@@ -38719,7 +39016,7 @@
         <w:pStyle w:val="FirstParagraph"/>
       </w:pPr>
       <w:r>
-        <w:t xml:space="preserve">Report generated on 09/17/2026 at 05:40:13</w:t>
+        <w:t xml:space="preserve">Report generated on 09/18/2026 at 05:47:45</w:t>
       </w:r>
     </w:p>
     <w:p>
@@ -38744,7 +39041,7 @@
         <w:pStyle w:val="FirstParagraph"/>
       </w:pPr>
       <w:r>
-        <w:t xml:space="preserve">SHA-256 Hash of the report: cc4e07579ad917c2320c0248f0e8b51c928cbfe5d776c027e6bbb77cda7d22ef</w:t>
+        <w:t xml:space="preserve">SHA-256 Hash of the report: 02ee4fddc5a8ee600f01a3da5d95ad029a0159414de70acd58a63d4a429b20b3</w:t>
       </w:r>
     </w:p>
     <w:p>

--- a/submission-report.docx
+++ b/submission-report.docx
@@ -19,7 +19,7 @@
         </w:numPr>
       </w:pPr>
       <w:r>
-        <w:t xml:space="preserve">Submission generated at 09/18/2026 at 05:47:43</w:t>
+        <w:t xml:space="preserve">Submission generated at 09/18/2026 at 06:30:59</w:t>
       </w:r>
     </w:p>
     <w:p>
@@ -93,7 +93,7 @@
     </w:p>
     <w:bookmarkEnd w:id="21"/>
     <w:bookmarkEnd w:id="22"/>
-    <w:bookmarkStart w:id="37" w:name="project-1"/>
+    <w:bookmarkStart w:id="41" w:name="project-1"/>
     <w:p>
       <w:pPr>
         <w:pStyle w:val="Heading1"/>
@@ -156,13 +156,13 @@
       </w:r>
     </w:p>
     <w:bookmarkEnd w:id="23"/>
-    <w:bookmarkStart w:id="24" w:name="experience"/>
+    <w:bookmarkStart w:id="27" w:name="design"/>
     <w:p>
       <w:pPr>
         <w:pStyle w:val="Heading2"/>
       </w:pPr>
       <w:r>
-        <w:t xml:space="preserve">Experience</w:t>
+        <w:t xml:space="preserve">Design</w:t>
       </w:r>
     </w:p>
     <w:p>
@@ -170,50 +170,22 @@
         <w:pStyle w:val="FirstParagraph"/>
       </w:pPr>
       <w:r>
-        <w:t xml:space="preserve">The main challenge was treating TCP as a stream instead of assuming each</w:t>
-      </w:r>
-      <w:r>
-        <w:t xml:space="preserve"> </w:t>
-      </w:r>
-      <w:r>
-        <w:rPr>
-          <w:rStyle w:val="VerbatimChar"/>
-        </w:rPr>
-        <w:t xml:space="preserve">recv</w:t>
-      </w:r>
-      <w:r>
-        <w:t xml:space="preserve"> </w:t>
-      </w:r>
-      <w:r>
-        <w:t xml:space="preserve">call returns exactly one reply. Building a buffered line reader and</w:t>
-      </w:r>
-      <w:r>
-        <w:t xml:space="preserve"> </w:t>
-      </w:r>
-      <w:r>
-        <w:t xml:space="preserve">putting all I/O behind callbacks made that behavior easier to reason about and test. Testing each failure path also highlighted the importance of freeing allocated strings before returning from every stage of the session.</w:t>
-      </w:r>
-      <w:r>
-        <w:t xml:space="preserve"> </w:t>
-      </w:r>
-      <w:r>
-        <w:t xml:space="preserve">The callback-based transport was initially one of the less familiar parts of the project. After using it in the tests, its purpose became clearer: the SMTP session does not need to know whether its bytes come from a socket or an in-memory script. I also gained more practice with pointers, structures, function pointers, and handling errors in C.</w:t>
-      </w:r>
-      <w:r>
-        <w:t xml:space="preserve"> </w:t>
-      </w:r>
-      <w:r>
-        <w:t xml:space="preserve">—</w:t>
+        <w:t xml:space="preserve">The program is organized into three layers so the SMTP protocol can be tested</w:t>
+      </w:r>
+      <w:r>
+        <w:t xml:space="preserve"> </w:t>
+      </w:r>
+      <w:r>
+        <w:t xml:space="preserve">without connecting to a live mail server.</w:t>
       </w:r>
     </w:p>
-    <w:bookmarkEnd w:id="24"/>
-    <w:bookmarkStart w:id="25" w:name="build-output"/>
+    <w:bookmarkStart w:id="24" w:name="pure-protocol-helpers"/>
     <w:p>
       <w:pPr>
-        <w:pStyle w:val="Heading2"/>
+        <w:pStyle w:val="Heading3"/>
       </w:pPr>
       <w:r>
-        <w:t xml:space="preserve">Build Output</w:t>
+        <w:t xml:space="preserve">Pure protocol helpers</w:t>
       </w:r>
     </w:p>
     <w:p>
@@ -221,6 +193,296 @@
         <w:pStyle w:val="FirstParagraph"/>
       </w:pPr>
       <w:r>
+        <w:t xml:space="preserve">These functions parse SMTP reply codes, determine whether a reply line is</w:t>
+      </w:r>
+      <w:r>
+        <w:t xml:space="preserve"> </w:t>
+      </w:r>
+      <w:r>
+        <w:t xml:space="preserve">final, build command lines, normalize and dot-stuff the message body, and build</w:t>
+      </w:r>
+      <w:r>
+        <w:t xml:space="preserve"> </w:t>
+      </w:r>
+      <w:r>
+        <w:t xml:space="preserve">the complete DATA payload. They perform no input or output, which makes their</w:t>
+      </w:r>
+      <w:r>
+        <w:t xml:space="preserve"> </w:t>
+      </w:r>
+      <w:r>
+        <w:t xml:space="preserve">results deterministic and straightforward to unit test.</w:t>
+      </w:r>
+    </w:p>
+    <w:bookmarkEnd w:id="24"/>
+    <w:bookmarkStart w:id="25" w:name="transport-independent-session"/>
+    <w:p>
+      <w:pPr>
+        <w:pStyle w:val="Heading3"/>
+      </w:pPr>
+      <w:r>
+        <w:t xml:space="preserve">Transport-independent session</w:t>
+      </w:r>
+    </w:p>
+    <w:p>
+      <w:pPr>
+        <w:pStyle w:val="FirstParagraph"/>
+      </w:pPr>
+      <w:r>
+        <w:t xml:space="preserve">The session layer runs the SMTP conversation: it reads the greeting and sends</w:t>
+      </w:r>
+      <w:r>
+        <w:t xml:space="preserve"> </w:t>
+      </w:r>
+      <w:r>
+        <w:rPr>
+          <w:rStyle w:val="VerbatimChar"/>
+        </w:rPr>
+        <w:t xml:space="preserve">HELO</w:t>
+      </w:r>
+      <w:r>
+        <w:t xml:space="preserve">,</w:t>
+      </w:r>
+      <w:r>
+        <w:t xml:space="preserve"> </w:t>
+      </w:r>
+      <w:r>
+        <w:rPr>
+          <w:rStyle w:val="VerbatimChar"/>
+        </w:rPr>
+        <w:t xml:space="preserve">MAIL FROM</w:t>
+      </w:r>
+      <w:r>
+        <w:t xml:space="preserve">,</w:t>
+      </w:r>
+      <w:r>
+        <w:t xml:space="preserve"> </w:t>
+      </w:r>
+      <w:r>
+        <w:rPr>
+          <w:rStyle w:val="VerbatimChar"/>
+        </w:rPr>
+        <w:t xml:space="preserve">RCPT TO</w:t>
+      </w:r>
+      <w:r>
+        <w:t xml:space="preserve">,</w:t>
+      </w:r>
+      <w:r>
+        <w:t xml:space="preserve"> </w:t>
+      </w:r>
+      <w:r>
+        <w:rPr>
+          <w:rStyle w:val="VerbatimChar"/>
+        </w:rPr>
+        <w:t xml:space="preserve">DATA</w:t>
+      </w:r>
+      <w:r>
+        <w:t xml:space="preserve">, the message, and</w:t>
+      </w:r>
+      <w:r>
+        <w:t xml:space="preserve"> </w:t>
+      </w:r>
+      <w:r>
+        <w:rPr>
+          <w:rStyle w:val="VerbatimChar"/>
+        </w:rPr>
+        <w:t xml:space="preserve">QUIT</w:t>
+      </w:r>
+      <w:r>
+        <w:t xml:space="preserve">, checking every</w:t>
+      </w:r>
+      <w:r>
+        <w:t xml:space="preserve"> </w:t>
+      </w:r>
+      <w:r>
+        <w:t xml:space="preserve">reply before continuing. It performs all input and output through read and</w:t>
+      </w:r>
+      <w:r>
+        <w:t xml:space="preserve"> </w:t>
+      </w:r>
+      <w:r>
+        <w:t xml:space="preserve">write callback functions stored in</w:t>
+      </w:r>
+      <w:r>
+        <w:t xml:space="preserve"> </w:t>
+      </w:r>
+      <w:r>
+        <w:rPr>
+          <w:rStyle w:val="VerbatimChar"/>
+        </w:rPr>
+        <w:t xml:space="preserve">smtp_transport</w:t>
+      </w:r>
+      <w:r>
+        <w:t xml:space="preserve">. The buffered reader also</w:t>
+      </w:r>
+      <w:r>
+        <w:t xml:space="preserve"> </w:t>
+      </w:r>
+      <w:r>
+        <w:t xml:space="preserve">handles replies split across several reads, multiple lines received together,</w:t>
+      </w:r>
+      <w:r>
+        <w:t xml:space="preserve"> </w:t>
+      </w:r>
+      <w:r>
+        <w:t xml:space="preserve">and multiline SMTP replies. Unit tests can therefore supply an in-memory</w:t>
+      </w:r>
+      <w:r>
+        <w:t xml:space="preserve"> </w:t>
+      </w:r>
+      <w:r>
+        <w:t xml:space="preserve">scripted transport instead of using a network connection.</w:t>
+      </w:r>
+    </w:p>
+    <w:bookmarkEnd w:id="25"/>
+    <w:bookmarkStart w:id="26" w:name="socket-transport"/>
+    <w:p>
+      <w:pPr>
+        <w:pStyle w:val="Heading3"/>
+      </w:pPr>
+      <w:r>
+        <w:t xml:space="preserve">Socket transport</w:t>
+      </w:r>
+    </w:p>
+    <w:p>
+      <w:pPr>
+        <w:pStyle w:val="FirstParagraph"/>
+      </w:pPr>
+      <w:r>
+        <w:t xml:space="preserve">The socket layer is a thin adapter for the real command-line client. It uses</w:t>
+      </w:r>
+      <w:r>
+        <w:t xml:space="preserve"> </w:t>
+      </w:r>
+      <w:r>
+        <w:rPr>
+          <w:rStyle w:val="VerbatimChar"/>
+        </w:rPr>
+        <w:t xml:space="preserve">getaddrinfo</w:t>
+      </w:r>
+      <w:r>
+        <w:t xml:space="preserve"> </w:t>
+      </w:r>
+      <w:r>
+        <w:t xml:space="preserve">to resolve the server, attempts a TCP connection to the returned</w:t>
+      </w:r>
+      <w:r>
+        <w:t xml:space="preserve"> </w:t>
+      </w:r>
+      <w:r>
+        <w:t xml:space="preserve">addresses, and exposes</w:t>
+      </w:r>
+      <w:r>
+        <w:t xml:space="preserve"> </w:t>
+      </w:r>
+      <w:r>
+        <w:rPr>
+          <w:rStyle w:val="VerbatimChar"/>
+        </w:rPr>
+        <w:t xml:space="preserve">recv</w:t>
+      </w:r>
+      <w:r>
+        <w:t xml:space="preserve"> </w:t>
+      </w:r>
+      <w:r>
+        <w:t xml:space="preserve">and</w:t>
+      </w:r>
+      <w:r>
+        <w:t xml:space="preserve"> </w:t>
+      </w:r>
+      <w:r>
+        <w:rPr>
+          <w:rStyle w:val="VerbatimChar"/>
+        </w:rPr>
+        <w:t xml:space="preserve">send</w:t>
+      </w:r>
+      <w:r>
+        <w:t xml:space="preserve"> </w:t>
+      </w:r>
+      <w:r>
+        <w:t xml:space="preserve">through the same callbacks used by the</w:t>
+      </w:r>
+      <w:r>
+        <w:t xml:space="preserve"> </w:t>
+      </w:r>
+      <w:r>
+        <w:t xml:space="preserve">session layer. Keeping socket operations here prevents network details from</w:t>
+      </w:r>
+      <w:r>
+        <w:t xml:space="preserve"> </w:t>
+      </w:r>
+      <w:r>
+        <w:t xml:space="preserve">becoming part of the SMTP state machine.</w:t>
+      </w:r>
+    </w:p>
+    <w:bookmarkEnd w:id="26"/>
+    <w:bookmarkEnd w:id="27"/>
+    <w:bookmarkStart w:id="28" w:name="experience"/>
+    <w:p>
+      <w:pPr>
+        <w:pStyle w:val="Heading2"/>
+      </w:pPr>
+      <w:r>
+        <w:t xml:space="preserve">Experience</w:t>
+      </w:r>
+    </w:p>
+    <w:p>
+      <w:pPr>
+        <w:pStyle w:val="FirstParagraph"/>
+      </w:pPr>
+      <w:r>
+        <w:t xml:space="preserve">The main challenge was treating TCP as a stream instead of assuming each</w:t>
+      </w:r>
+      <w:r>
+        <w:t xml:space="preserve"> </w:t>
+      </w:r>
+      <w:r>
+        <w:rPr>
+          <w:rStyle w:val="VerbatimChar"/>
+        </w:rPr>
+        <w:t xml:space="preserve">recv</w:t>
+      </w:r>
+      <w:r>
+        <w:t xml:space="preserve"> </w:t>
+      </w:r>
+      <w:r>
+        <w:t xml:space="preserve">call returns exactly one reply. Building a buffered line reader and</w:t>
+      </w:r>
+      <w:r>
+        <w:t xml:space="preserve"> </w:t>
+      </w:r>
+      <w:r>
+        <w:t xml:space="preserve">putting all I/O behind callbacks made that behavior easier to reason about and test. Testing each failure path also highlighted the importance of freeing allocated strings before returning from every stage of the session.</w:t>
+      </w:r>
+      <w:r>
+        <w:t xml:space="preserve"> </w:t>
+      </w:r>
+      <w:r>
+        <w:t xml:space="preserve">The callback-based transport was initially one of the less familiar parts of the project. After using it in the tests, its purpose became clearer: the SMTP session does not need to know whether its bytes come from a socket or an in-memory script. I also gained more practice with pointers, structures, function pointers, and handling errors in C.</w:t>
+      </w:r>
+    </w:p>
+    <w:p>
+      <w:r>
+        <w:pict>
+          <v:rect style="width:0;height:1.5pt" o:hralign="center" o:hrstd="t" o:hr="t"/>
+        </w:pict>
+      </w:r>
+    </w:p>
+    <w:bookmarkEnd w:id="28"/>
+    <w:bookmarkStart w:id="29" w:name="build-output"/>
+    <w:p>
+      <w:pPr>
+        <w:pStyle w:val="Heading2"/>
+      </w:pPr>
+      <w:r>
+        <w:t xml:space="preserve">Build Output</w:t>
+      </w:r>
+    </w:p>
+    <w:p>
+      <w:pPr>
+        <w:pStyle w:val="FirstParagraph"/>
+      </w:pPr>
+      <w:r>
         <w:t xml:space="preserve">This section was generated by running</w:t>
       </w:r>
       <w:r>
@@ -3176,8 +3438,8 @@
         </w:pict>
       </w:r>
     </w:p>
-    <w:bookmarkEnd w:id="25"/>
-    <w:bookmarkStart w:id="26" w:name="coverage-report"/>
+    <w:bookmarkEnd w:id="29"/>
+    <w:bookmarkStart w:id="30" w:name="coverage-report"/>
     <w:p>
       <w:pPr>
         <w:pStyle w:val="Heading2"/>
@@ -3217,7 +3479,7 @@
         <w:rPr>
           <w:rStyle w:val="ExtensionTok"/>
         </w:rPr>
-        <w:t xml:space="preserve">tests/lab-test.c:102:test_reply_helpers:PASS</w:t>
+        <w:t xml:space="preserve">tests/lab-test.c:113:test_reply_helpers:PASS</w:t>
       </w:r>
       <w:r>
         <w:br/>
@@ -3226,7 +3488,7 @@
         <w:rPr>
           <w:rStyle w:val="ExtensionTok"/>
         </w:rPr>
-        <w:t xml:space="preserve">tests/lab-test.c:102:test_commands_and_payload:PASS</w:t>
+        <w:t xml:space="preserve">tests/lab-test.c:113:test_commands_and_payload:PASS</w:t>
       </w:r>
       <w:r>
         <w:br/>
@@ -3235,7 +3497,7 @@
         <w:rPr>
           <w:rStyle w:val="ExtensionTok"/>
         </w:rPr>
-        <w:t xml:space="preserve">tests/lab-test.c:103:test_helper_edge_cases:PASS</w:t>
+        <w:t xml:space="preserve">tests/lab-test.c:114:test_helper_edge_cases:PASS</w:t>
       </w:r>
       <w:r>
         <w:br/>
@@ -3244,7 +3506,7 @@
         <w:rPr>
           <w:rStyle w:val="ExtensionTok"/>
         </w:rPr>
-        <w:t xml:space="preserve">tests/lab-test.c:103:test_fragmented_multiline_reply:PASS</w:t>
+        <w:t xml:space="preserve">tests/lab-test.c:114:test_fragmented_multiline_reply:PASS</w:t>
       </w:r>
       <w:r>
         <w:br/>
@@ -3253,7 +3515,7 @@
         <w:rPr>
           <w:rStyle w:val="ExtensionTok"/>
         </w:rPr>
-        <w:t xml:space="preserve">tests/lab-test.c:103:test_complete_session:PASS</w:t>
+        <w:t xml:space="preserve">tests/lab-test.c:114:test_complete_session:PASS</w:t>
       </w:r>
       <w:r>
         <w:br/>
@@ -3262,7 +3524,7 @@
         <w:rPr>
           <w:rStyle w:val="ExtensionTok"/>
         </w:rPr>
-        <w:t xml:space="preserve">tests/lab-test.c:104:test_session_error_reports_reply:PASS</w:t>
+        <w:t xml:space="preserve">tests/lab-test.c:115:test_reply_too_large_for_buffer:PASS</w:t>
       </w:r>
       <w:r>
         <w:br/>
@@ -3271,7 +3533,7 @@
         <w:rPr>
           <w:rStyle w:val="ExtensionTok"/>
         </w:rPr>
-        <w:t xml:space="preserve">tests/lab-test.c:104:test_transport_error_paths:PASS</w:t>
+        <w:t xml:space="preserve">tests/lab-test.c:116:test_session_error_reports_reply:PASS</w:t>
       </w:r>
       <w:r>
         <w:br/>
@@ -3280,7 +3542,7 @@
         <w:rPr>
           <w:rStyle w:val="ExtensionTok"/>
         </w:rPr>
-        <w:t xml:space="preserve">tests/lab-test.c:104:test_bad_replies:PASS</w:t>
+        <w:t xml:space="preserve">tests/lab-test.c:116:test_transport_error_paths:PASS</w:t>
       </w:r>
       <w:r>
         <w:br/>
@@ -3289,7 +3551,7 @@
         <w:rPr>
           <w:rStyle w:val="ExtensionTok"/>
         </w:rPr>
-        <w:t xml:space="preserve">tests/lab-test.c:105:test_all_session_failures:PASS</w:t>
+        <w:t xml:space="preserve">tests/lab-test.c:116:test_bad_replies:PASS</w:t>
       </w:r>
       <w:r>
         <w:br/>
@@ -3298,10 +3560,7 @@
         <w:rPr>
           <w:rStyle w:val="ExtensionTok"/>
         </w:rPr>
-        <w:t xml:space="preserve">tests/lab-test.c:105:test_socket_callbacks:PASS</w:t>
-      </w:r>
-      <w:r>
-        <w:br/>
+        <w:t xml:space="preserve">tests/lab-test.c:117:test_all_session_failures:PASS</w:t>
       </w:r>
       <w:r>
         <w:br/>
@@ -3310,6 +3569,27 @@
         <w:rPr>
           <w:rStyle w:val="ExtensionTok"/>
         </w:rPr>
+        <w:t xml:space="preserve">tests/lab-test.c:117:test_server_hangs_up_mid_session:PASS</w:t>
+      </w:r>
+      <w:r>
+        <w:br/>
+      </w:r>
+      <w:r>
+        <w:rPr>
+          <w:rStyle w:val="ExtensionTok"/>
+        </w:rPr>
+        <w:t xml:space="preserve">tests/lab-test.c:118:test_socket_callbacks:PASS</w:t>
+      </w:r>
+      <w:r>
+        <w:br/>
+      </w:r>
+      <w:r>
+        <w:br/>
+      </w:r>
+      <w:r>
+        <w:rPr>
+          <w:rStyle w:val="ExtensionTok"/>
+        </w:rPr>
         <w:t xml:space="preserve">-----------------------</w:t>
       </w:r>
       <w:r>
@@ -3319,7 +3599,7 @@
         <w:rPr>
           <w:rStyle w:val="ExtensionTok"/>
         </w:rPr>
-        <w:t xml:space="preserve">10</w:t>
+        <w:t xml:space="preserve">12</w:t>
       </w:r>
       <w:r>
         <w:rPr>
@@ -3352,7 +3632,7 @@
         <w:rPr>
           <w:rStyle w:val="ExtensionTok"/>
         </w:rPr>
-        <w:t xml:space="preserve">tests/lab-test.c:102:test_reply_helpers:PASS</w:t>
+        <w:t xml:space="preserve">tests/lab-test.c:113:test_reply_helpers:PASS</w:t>
       </w:r>
       <w:r>
         <w:br/>
@@ -3361,7 +3641,7 @@
         <w:rPr>
           <w:rStyle w:val="ExtensionTok"/>
         </w:rPr>
-        <w:t xml:space="preserve">tests/lab-test.c:102:test_commands_and_payload:PASS</w:t>
+        <w:t xml:space="preserve">tests/lab-test.c:113:test_commands_and_payload:PASS</w:t>
       </w:r>
       <w:r>
         <w:br/>
@@ -3370,7 +3650,7 @@
         <w:rPr>
           <w:rStyle w:val="ExtensionTok"/>
         </w:rPr>
-        <w:t xml:space="preserve">tests/lab-test.c:103:test_helper_edge_cases:PASS</w:t>
+        <w:t xml:space="preserve">tests/lab-test.c:114:test_helper_edge_cases:PASS</w:t>
       </w:r>
       <w:r>
         <w:br/>
@@ -3379,7 +3659,7 @@
         <w:rPr>
           <w:rStyle w:val="ExtensionTok"/>
         </w:rPr>
-        <w:t xml:space="preserve">tests/lab-test.c:103:test_fragmented_multiline_reply:PASS</w:t>
+        <w:t xml:space="preserve">tests/lab-test.c:114:test_fragmented_multiline_reply:PASS</w:t>
       </w:r>
       <w:r>
         <w:br/>
@@ -3388,7 +3668,7 @@
         <w:rPr>
           <w:rStyle w:val="ExtensionTok"/>
         </w:rPr>
-        <w:t xml:space="preserve">tests/lab-test.c:103:test_complete_session:PASS</w:t>
+        <w:t xml:space="preserve">tests/lab-test.c:114:test_complete_session:PASS</w:t>
       </w:r>
       <w:r>
         <w:br/>
@@ -3397,7 +3677,7 @@
         <w:rPr>
           <w:rStyle w:val="ExtensionTok"/>
         </w:rPr>
-        <w:t xml:space="preserve">tests/lab-test.c:104:test_session_error_reports_reply:PASS</w:t>
+        <w:t xml:space="preserve">tests/lab-test.c:115:test_reply_too_large_for_buffer:PASS</w:t>
       </w:r>
       <w:r>
         <w:br/>
@@ -3406,7 +3686,7 @@
         <w:rPr>
           <w:rStyle w:val="ExtensionTok"/>
         </w:rPr>
-        <w:t xml:space="preserve">tests/lab-test.c:104:test_transport_error_paths:PASS</w:t>
+        <w:t xml:space="preserve">tests/lab-test.c:116:test_session_error_reports_reply:PASS</w:t>
       </w:r>
       <w:r>
         <w:br/>
@@ -3415,7 +3695,7 @@
         <w:rPr>
           <w:rStyle w:val="ExtensionTok"/>
         </w:rPr>
-        <w:t xml:space="preserve">tests/lab-test.c:104:test_bad_replies:PASS</w:t>
+        <w:t xml:space="preserve">tests/lab-test.c:116:test_transport_error_paths:PASS</w:t>
       </w:r>
       <w:r>
         <w:br/>
@@ -3424,7 +3704,7 @@
         <w:rPr>
           <w:rStyle w:val="ExtensionTok"/>
         </w:rPr>
-        <w:t xml:space="preserve">tests/lab-test.c:105:test_all_session_failures:PASS</w:t>
+        <w:t xml:space="preserve">tests/lab-test.c:116:test_bad_replies:PASS</w:t>
       </w:r>
       <w:r>
         <w:br/>
@@ -3433,10 +3713,7 @@
         <w:rPr>
           <w:rStyle w:val="ExtensionTok"/>
         </w:rPr>
-        <w:t xml:space="preserve">tests/lab-test.c:105:test_socket_callbacks:PASS</w:t>
-      </w:r>
-      <w:r>
-        <w:br/>
+        <w:t xml:space="preserve">tests/lab-test.c:117:test_all_session_failures:PASS</w:t>
       </w:r>
       <w:r>
         <w:br/>
@@ -3445,6 +3722,27 @@
         <w:rPr>
           <w:rStyle w:val="ExtensionTok"/>
         </w:rPr>
+        <w:t xml:space="preserve">tests/lab-test.c:117:test_server_hangs_up_mid_session:PASS</w:t>
+      </w:r>
+      <w:r>
+        <w:br/>
+      </w:r>
+      <w:r>
+        <w:rPr>
+          <w:rStyle w:val="ExtensionTok"/>
+        </w:rPr>
+        <w:t xml:space="preserve">tests/lab-test.c:118:test_socket_callbacks:PASS</w:t>
+      </w:r>
+      <w:r>
+        <w:br/>
+      </w:r>
+      <w:r>
+        <w:br/>
+      </w:r>
+      <w:r>
+        <w:rPr>
+          <w:rStyle w:val="ExtensionTok"/>
+        </w:rPr>
         <w:t xml:space="preserve">-----------------------</w:t>
       </w:r>
       <w:r>
@@ -3454,7 +3752,7 @@
         <w:rPr>
           <w:rStyle w:val="ExtensionTok"/>
         </w:rPr>
-        <w:t xml:space="preserve">10</w:t>
+        <w:t xml:space="preserve">12</w:t>
       </w:r>
       <w:r>
         <w:rPr>
@@ -4043,8 +4341,8 @@
         </w:pict>
       </w:r>
     </w:p>
-    <w:bookmarkEnd w:id="26"/>
-    <w:bookmarkStart w:id="27" w:name="address-sanitizer-report"/>
+    <w:bookmarkEnd w:id="30"/>
+    <w:bookmarkStart w:id="31" w:name="address-sanitizer-report"/>
     <w:p>
       <w:pPr>
         <w:pStyle w:val="Heading2"/>
@@ -4084,7 +4382,7 @@
         <w:rPr>
           <w:rStyle w:val="ExtensionTok"/>
         </w:rPr>
-        <w:t xml:space="preserve">tests/lab-test.c:102:test_reply_helpers:PASS</w:t>
+        <w:t xml:space="preserve">tests/lab-test.c:113:test_reply_helpers:PASS</w:t>
       </w:r>
       <w:r>
         <w:br/>
@@ -4093,7 +4391,7 @@
         <w:rPr>
           <w:rStyle w:val="ExtensionTok"/>
         </w:rPr>
-        <w:t xml:space="preserve">tests/lab-test.c:102:test_commands_and_payload:PASS</w:t>
+        <w:t xml:space="preserve">tests/lab-test.c:113:test_commands_and_payload:PASS</w:t>
       </w:r>
       <w:r>
         <w:br/>
@@ -4102,7 +4400,7 @@
         <w:rPr>
           <w:rStyle w:val="ExtensionTok"/>
         </w:rPr>
-        <w:t xml:space="preserve">tests/lab-test.c:103:test_helper_edge_cases:PASS</w:t>
+        <w:t xml:space="preserve">tests/lab-test.c:114:test_helper_edge_cases:PASS</w:t>
       </w:r>
       <w:r>
         <w:br/>
@@ -4111,7 +4409,7 @@
         <w:rPr>
           <w:rStyle w:val="ExtensionTok"/>
         </w:rPr>
-        <w:t xml:space="preserve">tests/lab-test.c:103:test_fragmented_multiline_reply:PASS</w:t>
+        <w:t xml:space="preserve">tests/lab-test.c:114:test_fragmented_multiline_reply:PASS</w:t>
       </w:r>
       <w:r>
         <w:br/>
@@ -4120,7 +4418,7 @@
         <w:rPr>
           <w:rStyle w:val="ExtensionTok"/>
         </w:rPr>
-        <w:t xml:space="preserve">tests/lab-test.c:103:test_complete_session:PASS</w:t>
+        <w:t xml:space="preserve">tests/lab-test.c:114:test_complete_session:PASS</w:t>
       </w:r>
       <w:r>
         <w:br/>
@@ -4129,7 +4427,7 @@
         <w:rPr>
           <w:rStyle w:val="ExtensionTok"/>
         </w:rPr>
-        <w:t xml:space="preserve">tests/lab-test.c:104:test_session_error_reports_reply:PASS</w:t>
+        <w:t xml:space="preserve">tests/lab-test.c:115:test_reply_too_large_for_buffer:PASS</w:t>
       </w:r>
       <w:r>
         <w:br/>
@@ -4138,7 +4436,7 @@
         <w:rPr>
           <w:rStyle w:val="ExtensionTok"/>
         </w:rPr>
-        <w:t xml:space="preserve">tests/lab-test.c:104:test_transport_error_paths:PASS</w:t>
+        <w:t xml:space="preserve">tests/lab-test.c:116:test_session_error_reports_reply:PASS</w:t>
       </w:r>
       <w:r>
         <w:br/>
@@ -4147,7 +4445,7 @@
         <w:rPr>
           <w:rStyle w:val="ExtensionTok"/>
         </w:rPr>
-        <w:t xml:space="preserve">tests/lab-test.c:104:test_bad_replies:PASS</w:t>
+        <w:t xml:space="preserve">tests/lab-test.c:116:test_transport_error_paths:PASS</w:t>
       </w:r>
       <w:r>
         <w:br/>
@@ -4156,7 +4454,7 @@
         <w:rPr>
           <w:rStyle w:val="ExtensionTok"/>
         </w:rPr>
-        <w:t xml:space="preserve">tests/lab-test.c:105:test_all_session_failures:PASS</w:t>
+        <w:t xml:space="preserve">tests/lab-test.c:116:test_bad_replies:PASS</w:t>
       </w:r>
       <w:r>
         <w:br/>
@@ -4165,10 +4463,7 @@
         <w:rPr>
           <w:rStyle w:val="ExtensionTok"/>
         </w:rPr>
-        <w:t xml:space="preserve">tests/lab-test.c:105:test_socket_callbacks:PASS</w:t>
-      </w:r>
-      <w:r>
-        <w:br/>
+        <w:t xml:space="preserve">tests/lab-test.c:117:test_all_session_failures:PASS</w:t>
       </w:r>
       <w:r>
         <w:br/>
@@ -4177,6 +4472,27 @@
         <w:rPr>
           <w:rStyle w:val="ExtensionTok"/>
         </w:rPr>
+        <w:t xml:space="preserve">tests/lab-test.c:117:test_server_hangs_up_mid_session:PASS</w:t>
+      </w:r>
+      <w:r>
+        <w:br/>
+      </w:r>
+      <w:r>
+        <w:rPr>
+          <w:rStyle w:val="ExtensionTok"/>
+        </w:rPr>
+        <w:t xml:space="preserve">tests/lab-test.c:118:test_socket_callbacks:PASS</w:t>
+      </w:r>
+      <w:r>
+        <w:br/>
+      </w:r>
+      <w:r>
+        <w:br/>
+      </w:r>
+      <w:r>
+        <w:rPr>
+          <w:rStyle w:val="ExtensionTok"/>
+        </w:rPr>
         <w:t xml:space="preserve">-----------------------</w:t>
       </w:r>
       <w:r>
@@ -4186,7 +4502,7 @@
         <w:rPr>
           <w:rStyle w:val="ExtensionTok"/>
         </w:rPr>
-        <w:t xml:space="preserve">10</w:t>
+        <w:t xml:space="preserve">12</w:t>
       </w:r>
       <w:r>
         <w:rPr>
@@ -4211,8 +4527,8 @@
         </w:pict>
       </w:r>
     </w:p>
-    <w:bookmarkEnd w:id="27"/>
-    <w:bookmarkStart w:id="31" w:name="src-files"/>
+    <w:bookmarkEnd w:id="31"/>
+    <w:bookmarkStart w:id="35" w:name="src-files"/>
     <w:p>
       <w:pPr>
         <w:pStyle w:val="Heading2"/>
@@ -4221,7 +4537,7 @@
         <w:t xml:space="preserve">Src Files</w:t>
       </w:r>
     </w:p>
-    <w:bookmarkStart w:id="28" w:name="lab.c"/>
+    <w:bookmarkStart w:id="32" w:name="lab.c"/>
     <w:p>
       <w:pPr>
         <w:pStyle w:val="Heading3"/>
@@ -20873,8 +21189,8 @@
         <w:t xml:space="preserve">;}</w:t>
       </w:r>
     </w:p>
-    <w:bookmarkEnd w:id="28"/>
-    <w:bookmarkStart w:id="29" w:name="lab.h"/>
+    <w:bookmarkEnd w:id="32"/>
+    <w:bookmarkStart w:id="33" w:name="lab.h"/>
     <w:p>
       <w:pPr>
         <w:pStyle w:val="Heading3"/>
@@ -23309,8 +23625,8 @@
         <w:t xml:space="preserve">#endif</w:t>
       </w:r>
     </w:p>
-    <w:bookmarkEnd w:id="29"/>
-    <w:bookmarkStart w:id="30" w:name="main.c"/>
+    <w:bookmarkEnd w:id="33"/>
+    <w:bookmarkStart w:id="34" w:name="main.c"/>
     <w:p>
       <w:pPr>
         <w:pStyle w:val="Heading3"/>
@@ -27032,9 +27348,9 @@
         <w:t xml:space="preserve">}</w:t>
       </w:r>
     </w:p>
-    <w:bookmarkEnd w:id="30"/>
-    <w:bookmarkEnd w:id="31"/>
-    <w:bookmarkStart w:id="33" w:name="tests-files"/>
+    <w:bookmarkEnd w:id="34"/>
+    <w:bookmarkEnd w:id="35"/>
+    <w:bookmarkStart w:id="37" w:name="tests-files"/>
     <w:p>
       <w:pPr>
         <w:pStyle w:val="Heading2"/>
@@ -27043,7 +27359,7 @@
         <w:t xml:space="preserve">Tests Files</w:t>
       </w:r>
     </w:p>
-    <w:bookmarkStart w:id="32" w:name="lab-test.c"/>
+    <w:bookmarkStart w:id="36" w:name="lab-test.c"/>
     <w:p>
       <w:pPr>
         <w:pStyle w:val="Heading3"/>
@@ -32310,6 +32626,573 @@
         <w:rPr>
           <w:rStyle w:val="NormalTok"/>
         </w:rPr>
+        <w:t xml:space="preserve"> test_reply_too_large_for_buffer</w:t>
+      </w:r>
+      <w:r>
+        <w:rPr>
+          <w:rStyle w:val="OperatorTok"/>
+        </w:rPr>
+        <w:t xml:space="preserve">(</w:t>
+      </w:r>
+      <w:r>
+        <w:rPr>
+          <w:rStyle w:val="DataTypeTok"/>
+        </w:rPr>
+        <w:t xml:space="preserve">void</w:t>
+      </w:r>
+      <w:r>
+        <w:rPr>
+          <w:rStyle w:val="OperatorTok"/>
+        </w:rPr>
+        <w:t xml:space="preserve">){</w:t>
+      </w:r>
+      <w:r>
+        <w:br/>
+      </w:r>
+      <w:r>
+        <w:rPr>
+          <w:rStyle w:val="NormalTok"/>
+        </w:rPr>
+        <w:t xml:space="preserve"> </w:t>
+      </w:r>
+      <w:r>
+        <w:rPr>
+          <w:rStyle w:val="DataTypeTok"/>
+        </w:rPr>
+        <w:t xml:space="preserve">char</w:t>
+      </w:r>
+      <w:r>
+        <w:rPr>
+          <w:rStyle w:val="NormalTok"/>
+        </w:rPr>
+        <w:t xml:space="preserve"> input</w:t>
+      </w:r>
+      <w:r>
+        <w:rPr>
+          <w:rStyle w:val="OperatorTok"/>
+        </w:rPr>
+        <w:t xml:space="preserve">[</w:t>
+      </w:r>
+      <w:r>
+        <w:rPr>
+          <w:rStyle w:val="DecValTok"/>
+        </w:rPr>
+        <w:t xml:space="preserve">4097</w:t>
+      </w:r>
+      <w:r>
+        <w:rPr>
+          <w:rStyle w:val="OperatorTok"/>
+        </w:rPr>
+        <w:t xml:space="preserve">];</w:t>
+      </w:r>
+      <w:r>
+        <w:rPr>
+          <w:rStyle w:val="NormalTok"/>
+        </w:rPr>
+        <w:t xml:space="preserve">memset</w:t>
+      </w:r>
+      <w:r>
+        <w:rPr>
+          <w:rStyle w:val="OperatorTok"/>
+        </w:rPr>
+        <w:t xml:space="preserve">(</w:t>
+      </w:r>
+      <w:r>
+        <w:rPr>
+          <w:rStyle w:val="NormalTok"/>
+        </w:rPr>
+        <w:t xml:space="preserve">input</w:t>
+      </w:r>
+      <w:r>
+        <w:rPr>
+          <w:rStyle w:val="OperatorTok"/>
+        </w:rPr>
+        <w:t xml:space="preserve">,</w:t>
+      </w:r>
+      <w:r>
+        <w:rPr>
+          <w:rStyle w:val="CharTok"/>
+        </w:rPr>
+        <w:t xml:space="preserve">'A'</w:t>
+      </w:r>
+      <w:r>
+        <w:rPr>
+          <w:rStyle w:val="OperatorTok"/>
+        </w:rPr>
+        <w:t xml:space="preserve">,</w:t>
+      </w:r>
+      <w:r>
+        <w:rPr>
+          <w:rStyle w:val="KeywordTok"/>
+        </w:rPr>
+        <w:t xml:space="preserve">sizeof</w:t>
+      </w:r>
+      <w:r>
+        <w:rPr>
+          <w:rStyle w:val="OperatorTok"/>
+        </w:rPr>
+        <w:t xml:space="preserve">(</w:t>
+      </w:r>
+      <w:r>
+        <w:rPr>
+          <w:rStyle w:val="NormalTok"/>
+        </w:rPr>
+        <w:t xml:space="preserve">input</w:t>
+      </w:r>
+      <w:r>
+        <w:rPr>
+          <w:rStyle w:val="OperatorTok"/>
+        </w:rPr>
+        <w:t xml:space="preserve">)-</w:t>
+      </w:r>
+      <w:r>
+        <w:rPr>
+          <w:rStyle w:val="DecValTok"/>
+        </w:rPr>
+        <w:t xml:space="preserve">1</w:t>
+      </w:r>
+      <w:r>
+        <w:rPr>
+          <w:rStyle w:val="OperatorTok"/>
+        </w:rPr>
+        <w:t xml:space="preserve">);</w:t>
+      </w:r>
+      <w:r>
+        <w:rPr>
+          <w:rStyle w:val="NormalTok"/>
+        </w:rPr>
+        <w:t xml:space="preserve">input</w:t>
+      </w:r>
+      <w:r>
+        <w:rPr>
+          <w:rStyle w:val="OperatorTok"/>
+        </w:rPr>
+        <w:t xml:space="preserve">[</w:t>
+      </w:r>
+      <w:r>
+        <w:rPr>
+          <w:rStyle w:val="KeywordTok"/>
+        </w:rPr>
+        <w:t xml:space="preserve">sizeof</w:t>
+      </w:r>
+      <w:r>
+        <w:rPr>
+          <w:rStyle w:val="OperatorTok"/>
+        </w:rPr>
+        <w:t xml:space="preserve">(</w:t>
+      </w:r>
+      <w:r>
+        <w:rPr>
+          <w:rStyle w:val="NormalTok"/>
+        </w:rPr>
+        <w:t xml:space="preserve">input</w:t>
+      </w:r>
+      <w:r>
+        <w:rPr>
+          <w:rStyle w:val="OperatorTok"/>
+        </w:rPr>
+        <w:t xml:space="preserve">)-</w:t>
+      </w:r>
+      <w:r>
+        <w:rPr>
+          <w:rStyle w:val="DecValTok"/>
+        </w:rPr>
+        <w:t xml:space="preserve">1</w:t>
+      </w:r>
+      <w:r>
+        <w:rPr>
+          <w:rStyle w:val="OperatorTok"/>
+        </w:rPr>
+        <w:t xml:space="preserve">]=</w:t>
+      </w:r>
+      <w:r>
+        <w:rPr>
+          <w:rStyle w:val="CharTok"/>
+        </w:rPr>
+        <w:t xml:space="preserve">'</w:t>
+      </w:r>
+      <w:r>
+        <w:rPr>
+          <w:rStyle w:val="SpecialCharTok"/>
+        </w:rPr>
+        <w:t xml:space="preserve">\0</w:t>
+      </w:r>
+      <w:r>
+        <w:rPr>
+          <w:rStyle w:val="CharTok"/>
+        </w:rPr>
+        <w:t xml:space="preserve">'</w:t>
+      </w:r>
+      <w:r>
+        <w:rPr>
+          <w:rStyle w:val="OperatorTok"/>
+        </w:rPr>
+        <w:t xml:space="preserve">;</w:t>
+      </w:r>
+      <w:r>
+        <w:br/>
+      </w:r>
+      <w:r>
+        <w:rPr>
+          <w:rStyle w:val="NormalTok"/>
+        </w:rPr>
+        <w:t xml:space="preserve"> script s</w:t>
+      </w:r>
+      <w:r>
+        <w:rPr>
+          <w:rStyle w:val="OperatorTok"/>
+        </w:rPr>
+        <w:t xml:space="preserve">={</w:t>
+      </w:r>
+      <w:r>
+        <w:rPr>
+          <w:rStyle w:val="NormalTok"/>
+        </w:rPr>
+        <w:t xml:space="preserve">input</w:t>
+      </w:r>
+      <w:r>
+        <w:rPr>
+          <w:rStyle w:val="OperatorTok"/>
+        </w:rPr>
+        <w:t xml:space="preserve">,</w:t>
+      </w:r>
+      <w:r>
+        <w:rPr>
+          <w:rStyle w:val="DecValTok"/>
+        </w:rPr>
+        <w:t xml:space="preserve">0</w:t>
+      </w:r>
+      <w:r>
+        <w:rPr>
+          <w:rStyle w:val="OperatorTok"/>
+        </w:rPr>
+        <w:t xml:space="preserve">,</w:t>
+      </w:r>
+      <w:r>
+        <w:rPr>
+          <w:rStyle w:val="DecValTok"/>
+        </w:rPr>
+        <w:t xml:space="preserve">0</w:t>
+      </w:r>
+      <w:r>
+        <w:rPr>
+          <w:rStyle w:val="OperatorTok"/>
+        </w:rPr>
+        <w:t xml:space="preserve">,</w:t>
+      </w:r>
+      <w:r>
+        <w:rPr>
+          <w:rStyle w:val="StringTok"/>
+        </w:rPr>
+        <w:t xml:space="preserve">""</w:t>
+      </w:r>
+      <w:r>
+        <w:rPr>
+          <w:rStyle w:val="OperatorTok"/>
+        </w:rPr>
+        <w:t xml:space="preserve">,</w:t>
+      </w:r>
+      <w:r>
+        <w:rPr>
+          <w:rStyle w:val="DecValTok"/>
+        </w:rPr>
+        <w:t xml:space="preserve">0</w:t>
+      </w:r>
+      <w:r>
+        <w:rPr>
+          <w:rStyle w:val="OperatorTok"/>
+        </w:rPr>
+        <w:t xml:space="preserve">};</w:t>
+      </w:r>
+      <w:r>
+        <w:rPr>
+          <w:rStyle w:val="NormalTok"/>
+        </w:rPr>
+        <w:t xml:space="preserve">smtp_transport t</w:t>
+      </w:r>
+      <w:r>
+        <w:rPr>
+          <w:rStyle w:val="OperatorTok"/>
+        </w:rPr>
+        <w:t xml:space="preserve">={</w:t>
+      </w:r>
+      <w:r>
+        <w:rPr>
+          <w:rStyle w:val="NormalTok"/>
+        </w:rPr>
+        <w:t xml:space="preserve">fake_read</w:t>
+      </w:r>
+      <w:r>
+        <w:rPr>
+          <w:rStyle w:val="OperatorTok"/>
+        </w:rPr>
+        <w:t xml:space="preserve">,</w:t>
+      </w:r>
+      <w:r>
+        <w:rPr>
+          <w:rStyle w:val="NormalTok"/>
+        </w:rPr>
+        <w:t xml:space="preserve">fake_write</w:t>
+      </w:r>
+      <w:r>
+        <w:rPr>
+          <w:rStyle w:val="OperatorTok"/>
+        </w:rPr>
+        <w:t xml:space="preserve">,&amp;</w:t>
+      </w:r>
+      <w:r>
+        <w:rPr>
+          <w:rStyle w:val="NormalTok"/>
+        </w:rPr>
+        <w:t xml:space="preserve">s</w:t>
+      </w:r>
+      <w:r>
+        <w:rPr>
+          <w:rStyle w:val="OperatorTok"/>
+        </w:rPr>
+        <w:t xml:space="preserve">};</w:t>
+      </w:r>
+      <w:r>
+        <w:rPr>
+          <w:rStyle w:val="NormalTok"/>
+        </w:rPr>
+        <w:t xml:space="preserve">smtp_reader r</w:t>
+      </w:r>
+      <w:r>
+        <w:rPr>
+          <w:rStyle w:val="OperatorTok"/>
+        </w:rPr>
+        <w:t xml:space="preserve">;</w:t>
+      </w:r>
+      <w:r>
+        <w:rPr>
+          <w:rStyle w:val="DataTypeTok"/>
+        </w:rPr>
+        <w:t xml:space="preserve">char</w:t>
+      </w:r>
+      <w:r>
+        <w:rPr>
+          <w:rStyle w:val="NormalTok"/>
+        </w:rPr>
+        <w:t xml:space="preserve"> </w:t>
+      </w:r>
+      <w:r>
+        <w:rPr>
+          <w:rStyle w:val="OperatorTok"/>
+        </w:rPr>
+        <w:t xml:space="preserve">*</w:t>
+      </w:r>
+      <w:r>
+        <w:rPr>
+          <w:rStyle w:val="NormalTok"/>
+        </w:rPr>
+        <w:t xml:space="preserve">line</w:t>
+      </w:r>
+      <w:r>
+        <w:rPr>
+          <w:rStyle w:val="OperatorTok"/>
+        </w:rPr>
+        <w:t xml:space="preserve">=</w:t>
+      </w:r>
+      <w:r>
+        <w:rPr>
+          <w:rStyle w:val="NormalTok"/>
+        </w:rPr>
+        <w:t xml:space="preserve">NULL</w:t>
+      </w:r>
+      <w:r>
+        <w:rPr>
+          <w:rStyle w:val="OperatorTok"/>
+        </w:rPr>
+        <w:t xml:space="preserve">;</w:t>
+      </w:r>
+      <w:r>
+        <w:br/>
+      </w:r>
+      <w:r>
+        <w:rPr>
+          <w:rStyle w:val="NormalTok"/>
+        </w:rPr>
+        <w:t xml:space="preserve"> TEST_ASSERT_EQUAL_INT</w:t>
+      </w:r>
+      <w:r>
+        <w:rPr>
+          <w:rStyle w:val="OperatorTok"/>
+        </w:rPr>
+        <w:t xml:space="preserve">(</w:t>
+      </w:r>
+      <w:r>
+        <w:rPr>
+          <w:rStyle w:val="DecValTok"/>
+        </w:rPr>
+        <w:t xml:space="preserve">0</w:t>
+      </w:r>
+      <w:r>
+        <w:rPr>
+          <w:rStyle w:val="OperatorTok"/>
+        </w:rPr>
+        <w:t xml:space="preserve">,</w:t>
+      </w:r>
+      <w:r>
+        <w:rPr>
+          <w:rStyle w:val="NormalTok"/>
+        </w:rPr>
+        <w:t xml:space="preserve">smtp_reader_init</w:t>
+      </w:r>
+      <w:r>
+        <w:rPr>
+          <w:rStyle w:val="OperatorTok"/>
+        </w:rPr>
+        <w:t xml:space="preserve">(&amp;</w:t>
+      </w:r>
+      <w:r>
+        <w:rPr>
+          <w:rStyle w:val="NormalTok"/>
+        </w:rPr>
+        <w:t xml:space="preserve">r</w:t>
+      </w:r>
+      <w:r>
+        <w:rPr>
+          <w:rStyle w:val="OperatorTok"/>
+        </w:rPr>
+        <w:t xml:space="preserve">,</w:t>
+      </w:r>
+      <w:r>
+        <w:rPr>
+          <w:rStyle w:val="NormalTok"/>
+        </w:rPr>
+        <w:t xml:space="preserve">t</w:t>
+      </w:r>
+      <w:r>
+        <w:rPr>
+          <w:rStyle w:val="OperatorTok"/>
+        </w:rPr>
+        <w:t xml:space="preserve">));</w:t>
+      </w:r>
+      <w:r>
+        <w:br/>
+      </w:r>
+      <w:r>
+        <w:rPr>
+          <w:rStyle w:val="NormalTok"/>
+        </w:rPr>
+        <w:t xml:space="preserve"> TEST_ASSERT_EQUAL_INT</w:t>
+      </w:r>
+      <w:r>
+        <w:rPr>
+          <w:rStyle w:val="OperatorTok"/>
+        </w:rPr>
+        <w:t xml:space="preserve">(-</w:t>
+      </w:r>
+      <w:r>
+        <w:rPr>
+          <w:rStyle w:val="DecValTok"/>
+        </w:rPr>
+        <w:t xml:space="preserve">1</w:t>
+      </w:r>
+      <w:r>
+        <w:rPr>
+          <w:rStyle w:val="OperatorTok"/>
+        </w:rPr>
+        <w:t xml:space="preserve">,</w:t>
+      </w:r>
+      <w:r>
+        <w:rPr>
+          <w:rStyle w:val="NormalTok"/>
+        </w:rPr>
+        <w:t xml:space="preserve">smtp_read_line</w:t>
+      </w:r>
+      <w:r>
+        <w:rPr>
+          <w:rStyle w:val="OperatorTok"/>
+        </w:rPr>
+        <w:t xml:space="preserve">(&amp;</w:t>
+      </w:r>
+      <w:r>
+        <w:rPr>
+          <w:rStyle w:val="NormalTok"/>
+        </w:rPr>
+        <w:t xml:space="preserve">r</w:t>
+      </w:r>
+      <w:r>
+        <w:rPr>
+          <w:rStyle w:val="OperatorTok"/>
+        </w:rPr>
+        <w:t xml:space="preserve">,&amp;</w:t>
+      </w:r>
+      <w:r>
+        <w:rPr>
+          <w:rStyle w:val="NormalTok"/>
+        </w:rPr>
+        <w:t xml:space="preserve">line</w:t>
+      </w:r>
+      <w:r>
+        <w:rPr>
+          <w:rStyle w:val="OperatorTok"/>
+        </w:rPr>
+        <w:t xml:space="preserve">));</w:t>
+      </w:r>
+      <w:r>
+        <w:br/>
+      </w:r>
+      <w:r>
+        <w:rPr>
+          <w:rStyle w:val="NormalTok"/>
+        </w:rPr>
+        <w:t xml:space="preserve"> TEST_ASSERT_NULL</w:t>
+      </w:r>
+      <w:r>
+        <w:rPr>
+          <w:rStyle w:val="OperatorTok"/>
+        </w:rPr>
+        <w:t xml:space="preserve">(</w:t>
+      </w:r>
+      <w:r>
+        <w:rPr>
+          <w:rStyle w:val="NormalTok"/>
+        </w:rPr>
+        <w:t xml:space="preserve">line</w:t>
+      </w:r>
+      <w:r>
+        <w:rPr>
+          <w:rStyle w:val="OperatorTok"/>
+        </w:rPr>
+        <w:t xml:space="preserve">);</w:t>
+      </w:r>
+      <w:r>
+        <w:br/>
+      </w:r>
+      <w:r>
+        <w:rPr>
+          <w:rStyle w:val="OperatorTok"/>
+        </w:rPr>
+        <w:t xml:space="preserve">}</w:t>
+      </w:r>
+      <w:r>
+        <w:br/>
+      </w:r>
+      <w:r>
+        <w:rPr>
+          <w:rStyle w:val="DataTypeTok"/>
+        </w:rPr>
+        <w:t xml:space="preserve">static</w:t>
+      </w:r>
+      <w:r>
+        <w:rPr>
+          <w:rStyle w:val="NormalTok"/>
+        </w:rPr>
+        <w:t xml:space="preserve"> </w:t>
+      </w:r>
+      <w:r>
+        <w:rPr>
+          <w:rStyle w:val="DataTypeTok"/>
+        </w:rPr>
+        <w:t xml:space="preserve">void</w:t>
+      </w:r>
+      <w:r>
+        <w:rPr>
+          <w:rStyle w:val="NormalTok"/>
+        </w:rPr>
         <w:t xml:space="preserve"> test_complete_session</w:t>
       </w:r>
       <w:r>
@@ -37878,6 +38761,138 @@
         <w:rPr>
           <w:rStyle w:val="NormalTok"/>
         </w:rPr>
+        <w:t xml:space="preserve"> test_server_hangs_up_mid_session</w:t>
+      </w:r>
+      <w:r>
+        <w:rPr>
+          <w:rStyle w:val="OperatorTok"/>
+        </w:rPr>
+        <w:t xml:space="preserve">(</w:t>
+      </w:r>
+      <w:r>
+        <w:rPr>
+          <w:rStyle w:val="DataTypeTok"/>
+        </w:rPr>
+        <w:t xml:space="preserve">void</w:t>
+      </w:r>
+      <w:r>
+        <w:rPr>
+          <w:rStyle w:val="OperatorTok"/>
+        </w:rPr>
+        <w:t xml:space="preserve">){</w:t>
+      </w:r>
+      <w:r>
+        <w:br/>
+      </w:r>
+      <w:r>
+        <w:rPr>
+          <w:rStyle w:val="NormalTok"/>
+        </w:rPr>
+        <w:t xml:space="preserve"> </w:t>
+      </w:r>
+      <w:r>
+        <w:rPr>
+          <w:rStyle w:val="CommentTok"/>
+        </w:rPr>
+        <w:t xml:space="preserve">/* The scripted server closes after HELO succeeds, before MAIL receives a reply. */</w:t>
+      </w:r>
+      <w:r>
+        <w:br/>
+      </w:r>
+      <w:r>
+        <w:rPr>
+          <w:rStyle w:val="NormalTok"/>
+        </w:rPr>
+        <w:t xml:space="preserve"> assert_session_fails</w:t>
+      </w:r>
+      <w:r>
+        <w:rPr>
+          <w:rStyle w:val="OperatorTok"/>
+        </w:rPr>
+        <w:t xml:space="preserve">(</w:t>
+      </w:r>
+      <w:r>
+        <w:rPr>
+          <w:rStyle w:val="StringTok"/>
+        </w:rPr>
+        <w:t xml:space="preserve">"220 ok</w:t>
+      </w:r>
+      <w:r>
+        <w:rPr>
+          <w:rStyle w:val="SpecialCharTok"/>
+        </w:rPr>
+        <w:t xml:space="preserve">\r\n</w:t>
+      </w:r>
+      <w:r>
+        <w:rPr>
+          <w:rStyle w:val="StringTok"/>
+        </w:rPr>
+        <w:t xml:space="preserve">250 hello</w:t>
+      </w:r>
+      <w:r>
+        <w:rPr>
+          <w:rStyle w:val="SpecialCharTok"/>
+        </w:rPr>
+        <w:t xml:space="preserve">\r\n</w:t>
+      </w:r>
+      <w:r>
+        <w:rPr>
+          <w:rStyle w:val="StringTok"/>
+        </w:rPr>
+        <w:t xml:space="preserve">"</w:t>
+      </w:r>
+      <w:r>
+        <w:rPr>
+          <w:rStyle w:val="OperatorTok"/>
+        </w:rPr>
+        <w:t xml:space="preserve">,</w:t>
+      </w:r>
+      <w:r>
+        <w:rPr>
+          <w:rStyle w:val="StringTok"/>
+        </w:rPr>
+        <w:t xml:space="preserve">"connection closed"</w:t>
+      </w:r>
+      <w:r>
+        <w:rPr>
+          <w:rStyle w:val="OperatorTok"/>
+        </w:rPr>
+        <w:t xml:space="preserve">);</w:t>
+      </w:r>
+      <w:r>
+        <w:br/>
+      </w:r>
+      <w:r>
+        <w:rPr>
+          <w:rStyle w:val="OperatorTok"/>
+        </w:rPr>
+        <w:t xml:space="preserve">}</w:t>
+      </w:r>
+      <w:r>
+        <w:br/>
+      </w:r>
+      <w:r>
+        <w:rPr>
+          <w:rStyle w:val="DataTypeTok"/>
+        </w:rPr>
+        <w:t xml:space="preserve">static</w:t>
+      </w:r>
+      <w:r>
+        <w:rPr>
+          <w:rStyle w:val="NormalTok"/>
+        </w:rPr>
+        <w:t xml:space="preserve"> </w:t>
+      </w:r>
+      <w:r>
+        <w:rPr>
+          <w:rStyle w:val="DataTypeTok"/>
+        </w:rPr>
+        <w:t xml:space="preserve">void</w:t>
+      </w:r>
+      <w:r>
+        <w:rPr>
+          <w:rStyle w:val="NormalTok"/>
+        </w:rPr>
         <w:t xml:space="preserve"> test_socket_callbacks</w:t>
       </w:r>
       <w:r>
@@ -38874,6 +39889,33 @@
         <w:rPr>
           <w:rStyle w:val="NormalTok"/>
         </w:rPr>
+        <w:t xml:space="preserve">test_reply_too_large_for_buffer</w:t>
+      </w:r>
+      <w:r>
+        <w:rPr>
+          <w:rStyle w:val="OperatorTok"/>
+        </w:rPr>
+        <w:t xml:space="preserve">);</w:t>
+      </w:r>
+      <w:r>
+        <w:br/>
+      </w:r>
+      <w:r>
+        <w:rPr>
+          <w:rStyle w:val="NormalTok"/>
+        </w:rPr>
+        <w:t xml:space="preserve"> RUN_TEST</w:t>
+      </w:r>
+      <w:r>
+        <w:rPr>
+          <w:rStyle w:val="OperatorTok"/>
+        </w:rPr>
+        <w:t xml:space="preserve">(</w:t>
+      </w:r>
+      <w:r>
+        <w:rPr>
+          <w:rStyle w:val="NormalTok"/>
+        </w:rPr>
         <w:t xml:space="preserve">test_session_error_reports_reply</w:t>
       </w:r>
       <w:r>
@@ -38973,6 +40015,33 @@
         <w:rPr>
           <w:rStyle w:val="NormalTok"/>
         </w:rPr>
+        <w:t xml:space="preserve">test_server_hangs_up_mid_session</w:t>
+      </w:r>
+      <w:r>
+        <w:rPr>
+          <w:rStyle w:val="OperatorTok"/>
+        </w:rPr>
+        <w:t xml:space="preserve">);</w:t>
+      </w:r>
+      <w:r>
+        <w:br/>
+      </w:r>
+      <w:r>
+        <w:rPr>
+          <w:rStyle w:val="NormalTok"/>
+        </w:rPr>
+        <w:t xml:space="preserve"> RUN_TEST</w:t>
+      </w:r>
+      <w:r>
+        <w:rPr>
+          <w:rStyle w:val="OperatorTok"/>
+        </w:rPr>
+        <w:t xml:space="preserve">(</w:t>
+      </w:r>
+      <w:r>
+        <w:rPr>
+          <w:rStyle w:val="NormalTok"/>
+        </w:rPr>
         <w:t xml:space="preserve">test_socket_callbacks</w:t>
       </w:r>
       <w:r>
@@ -39000,9 +40069,9 @@
         <w:t xml:space="preserve">();}</w:t>
       </w:r>
     </w:p>
-    <w:bookmarkEnd w:id="32"/>
-    <w:bookmarkEnd w:id="33"/>
-    <w:bookmarkStart w:id="34" w:name="scripts-files"/>
+    <w:bookmarkEnd w:id="36"/>
+    <w:bookmarkEnd w:id="37"/>
+    <w:bookmarkStart w:id="38" w:name="scripts-files"/>
     <w:p>
       <w:pPr>
         <w:pStyle w:val="Heading2"/>
@@ -39016,7 +40085,7 @@
         <w:pStyle w:val="FirstParagraph"/>
       </w:pPr>
       <w:r>
-        <w:t xml:space="preserve">Report generated on 09/18/2026 at 05:47:45</w:t>
+        <w:t xml:space="preserve">Report generated on 09/18/2026 at 06:31:01</w:t>
       </w:r>
     </w:p>
     <w:p>
@@ -39026,8 +40095,8 @@
         </w:pict>
       </w:r>
     </w:p>
-    <w:bookmarkEnd w:id="34"/>
-    <w:bookmarkStart w:id="35" w:name="end-of-report"/>
+    <w:bookmarkEnd w:id="38"/>
+    <w:bookmarkStart w:id="39" w:name="end-of-report"/>
     <w:p>
       <w:pPr>
         <w:pStyle w:val="Heading2"/>
@@ -39041,7 +40110,7 @@
         <w:pStyle w:val="FirstParagraph"/>
       </w:pPr>
       <w:r>
-        <w:t xml:space="preserve">SHA-256 Hash of the report: 02ee4fddc5a8ee600f01a3da5d95ad029a0159414de70acd58a63d4a429b20b3</w:t>
+        <w:t xml:space="preserve">SHA-256 Hash of the report: f12fcef58563f6485b42bebd10feba4a385c38d6e79ee5406386551b4e0b6762</w:t>
       </w:r>
     </w:p>
     <w:p>
@@ -39059,8 +40128,8 @@
         </w:pict>
       </w:r>
     </w:p>
-    <w:bookmarkEnd w:id="35"/>
-    <w:bookmarkStart w:id="36" w:name="github-info"/>
+    <w:bookmarkEnd w:id="39"/>
+    <w:bookmarkStart w:id="40" w:name="github-info"/>
     <w:p>
       <w:pPr>
         <w:pStyle w:val="Heading2"/>
@@ -39105,8 +40174,8 @@
         <w:t xml:space="preserve">The workflow was triggered by kobbysika</w:t>
       </w:r>
     </w:p>
-    <w:bookmarkEnd w:id="36"/>
-    <w:bookmarkEnd w:id="37"/>
+    <w:bookmarkEnd w:id="40"/>
+    <w:bookmarkEnd w:id="41"/>
     <w:sectPr/>
   </w:body>
 </w:document>
